--- a/content/topic-08-data-vs-emotion/kepu-8.3-gentle-science/copy.docx
+++ b/content/topic-08-data-vs-emotion/kepu-8.3-gentle-science/copy.docx
@@ -16,7 +16,7 @@
         <w:pStyle w:val="MdParagraph"/>
       </w:pPr>
       <w:r>
-        <w:t xml:space="preserve">在追求身心健康的旅程中，我們時常面對各種資訊的洪流，從傳統智慧到新興潮流，選擇之多常令人感到迷茫。然而，有一種力量，它不帶偏見，不盲從流行，它以嚴謹的態度探索生命的奧秘，以精準的數據揭示真相——那就是科學。科學的溫柔，在於它不是要束縛我們，而是要賦予我們更深刻的理解與更自由的選擇，特別是在女性護理領域，科學研究正成為我們了解「內在肌膚」與身體的關鍵橋樑。</w:t>
+        <w:t>傳統智慧告訴妳一種做法，社群上的新興潮流又告訴妳另一種——資訊的洪流太大，很容易讓人迷失。但有一種力量，它不帶偏見、不追逐流行，只以嚴謹的態度探索生命的機制，用精準的數據說話——那就是科學。科學的溫柔，不在於它要束縛妳，而在於它給妳更深刻的理解與更自由的選擇。在女性護理領域，科學研究正是我們讀懂「內在肌膚」與身體的關鍵橋樑。</w:t>
       </w:r>
     </w:p>
     <w:p>
